--- a/06_산출물_문서/2계층_절차서/QP-601_리스크_기회_관리.docx
+++ b/06_산출물_문서/2계층_절차서/QP-601_리스크_기회_관리.docx
@@ -270,11 +270,11 @@
     </w:p>
     <w:tbl>
       <w:tblPr>
-        <w:tblW w:w="8788" w:type="dxa"/>
         <w:tblCellMar>
           <w:left w:w="108" w:type="dxa"/>
           <w:right w:w="108" w:type="dxa"/>
         </w:tblCellMar>
+        <w:tblW w:w="8788" w:type="dxa"/>
         <w:tblBorders>
           <w:top w:val="single" w:sz="4" w:color="2E74B5" w:space="0"/>
           <w:left w:val="single" w:sz="4" w:color="2E74B5" w:space="0"/>
@@ -294,13 +294,13 @@
         <w:tc>
           <w:tcPr>
             <w:tcW w:w="1500" w:type="dxa"/>
-            <w:shd w:val="clear" w:color="auto" w:fill="D9D9D9"/>
-            <w:tcMar>
-              <w:top w:w="60" w:type="dxa"/>
-              <w:left w:w="120" w:type="dxa"/>
-              <w:bottom w:w="60" w:type="dxa"/>
-              <w:right w:w="120" w:type="dxa"/>
-            </w:tcMar>
+            <w:tcMar>
+              <w:top w:w="60" w:type="dxa"/>
+              <w:left w:w="120" w:type="dxa"/>
+              <w:bottom w:w="60" w:type="dxa"/>
+              <w:right w:w="120" w:type="dxa"/>
+            </w:tcMar>
+            <w:shd w:val="clear" w:color="auto" w:fill="DEEAF1"/>
           </w:tcPr>
           <w:p>
             <w:pPr>
@@ -320,13 +320,13 @@
         <w:tc>
           <w:tcPr>
             <w:tcW w:w="2800" w:type="dxa"/>
-            <w:shd w:val="clear" w:color="auto" w:fill="D9D9D9"/>
-            <w:tcMar>
-              <w:top w:w="60" w:type="dxa"/>
-              <w:left w:w="120" w:type="dxa"/>
-              <w:bottom w:w="60" w:type="dxa"/>
-              <w:right w:w="120" w:type="dxa"/>
-            </w:tcMar>
+            <w:tcMar>
+              <w:top w:w="60" w:type="dxa"/>
+              <w:left w:w="120" w:type="dxa"/>
+              <w:bottom w:w="60" w:type="dxa"/>
+              <w:right w:w="120" w:type="dxa"/>
+            </w:tcMar>
+            <w:shd w:val="clear" w:color="auto" w:fill="DEEAF1"/>
           </w:tcPr>
           <w:p>
             <w:pPr>
@@ -346,13 +346,13 @@
         <w:tc>
           <w:tcPr>
             <w:tcW w:w="2000" w:type="dxa"/>
-            <w:shd w:val="clear" w:color="auto" w:fill="D9D9D9"/>
-            <w:tcMar>
-              <w:top w:w="60" w:type="dxa"/>
-              <w:left w:w="120" w:type="dxa"/>
-              <w:bottom w:w="60" w:type="dxa"/>
-              <w:right w:w="120" w:type="dxa"/>
-            </w:tcMar>
+            <w:tcMar>
+              <w:top w:w="60" w:type="dxa"/>
+              <w:left w:w="120" w:type="dxa"/>
+              <w:bottom w:w="60" w:type="dxa"/>
+              <w:right w:w="120" w:type="dxa"/>
+            </w:tcMar>
+            <w:shd w:val="clear" w:color="auto" w:fill="DEEAF1"/>
           </w:tcPr>
           <w:p>
             <w:pPr>
@@ -372,13 +372,13 @@
         <w:tc>
           <w:tcPr>
             <w:tcW w:w="2488" w:type="dxa"/>
-            <w:shd w:val="clear" w:color="auto" w:fill="D9D9D9"/>
-            <w:tcMar>
-              <w:top w:w="60" w:type="dxa"/>
-              <w:left w:w="120" w:type="dxa"/>
-              <w:bottom w:w="60" w:type="dxa"/>
-              <w:right w:w="120" w:type="dxa"/>
-            </w:tcMar>
+            <w:tcMar>
+              <w:top w:w="60" w:type="dxa"/>
+              <w:left w:w="120" w:type="dxa"/>
+              <w:bottom w:w="60" w:type="dxa"/>
+              <w:right w:w="120" w:type="dxa"/>
+            </w:tcMar>
+            <w:shd w:val="clear" w:color="auto" w:fill="DEEAF1"/>
           </w:tcPr>
           <w:p>
             <w:pPr>
@@ -1156,7 +1156,7 @@
         </w:trPr>
         <w:tc>
           <w:tcPr>
-            <w:tcW w:w="2460" w:type="dxa"/>
+            <w:tcW w:w="2476" w:type="dxa"/>
             <w:tcMar>
               <w:top w:w="60" w:type="dxa"/>
               <w:left w:w="120" w:type="dxa"/>
@@ -1177,7 +1177,7 @@
         </w:tc>
         <w:tc>
           <w:tcPr>
-            <w:tcW w:w="6328" w:type="dxa"/>
+            <w:tcW w:w="6312" w:type="dxa"/>
             <w:tcMar>
               <w:top w:w="60" w:type="dxa"/>
               <w:left w:w="120" w:type="dxa"/>
@@ -1199,9 +1199,7 @@
       </w:tr>
       <w:tr>
         <w:tc>
-          <w:tcPr>
-            <w:tcW w:w="2460" w:type="dxa"/>
-          </w:tcPr>
+          <w:tcPr/>
           <w:p>
             <w:pPr>
               <w:pStyle w:val="Compact"/>
@@ -1213,7 +1211,7 @@
         </w:tc>
         <w:tc>
           <w:tcPr>
-            <w:tcW w:w="6328" w:type="dxa"/>
+            <w:tcW w:w="6312" w:type="dxa"/>
             <w:tcMar>
               <w:top w:w="60" w:type="dxa"/>
               <w:left w:w="120" w:type="dxa"/>
@@ -1246,17 +1244,11 @@
         </w:tc>
         <w:tc>
           <w:tcPr>
-            <w:tcMar>
-              <w:top w:w="60" w:type="dxa"/>
-              <w:left w:w="120" w:type="dxa"/>
-              <w:bottom w:w="60" w:type="dxa"/>
-              <w:right w:w="120" w:type="dxa"/>
-            </w:tcMar>
-          </w:tcPr>
-          <w:p>
-            <w:pPr>
-              <w:pStyle w:val="Compact"/>
-              <w:wordWrap w:val="1"/>
+            <w:tcW w:w="6312" w:type="dxa"/>
+          </w:tcPr>
+          <w:p>
+            <w:pPr>
+              <w:pStyle w:val="Compact"/>
             </w:pPr>
             <w:r>
               <w:t xml:space="preserve">프로세스, 인적자원, 인프라 등 내부 요인에 따른 리스크</w:t>
@@ -1277,9 +1269,7 @@
           </w:p>
         </w:tc>
         <w:tc>
-          <w:tcPr>
-            <w:tcW w:w="6328" w:type="dxa"/>
-          </w:tcPr>
+          <w:tcPr/>
           <w:p>
             <w:pPr>
               <w:pStyle w:val="Compact"/>
@@ -1292,19 +1282,10 @@
       </w:tr>
       <w:tr>
         <w:tc>
-          <w:tcPr>
-            <w:tcW w:w="2460" w:type="dxa"/>
-            <w:tcMar>
-              <w:top w:w="60" w:type="dxa"/>
-              <w:left w:w="120" w:type="dxa"/>
-              <w:bottom w:w="60" w:type="dxa"/>
-              <w:right w:w="120" w:type="dxa"/>
-            </w:tcMar>
-          </w:tcPr>
-          <w:p>
-            <w:pPr>
-              <w:pStyle w:val="Compact"/>
-              <w:wordWrap w:val="1"/>
+          <w:tcPr/>
+          <w:p>
+            <w:pPr>
+              <w:pStyle w:val="Compact"/>
             </w:pPr>
             <w:r>
               <w:t xml:space="preserve">기회</w:t>
@@ -1313,6 +1294,7 @@
         </w:tc>
         <w:tc>
           <w:tcPr>
+            <w:tcW w:w="6312" w:type="dxa"/>
             <w:tcMar>
               <w:top w:w="60" w:type="dxa"/>
               <w:left w:w="120" w:type="dxa"/>
@@ -1366,7 +1348,7 @@
         </w:trPr>
         <w:tc>
           <w:tcPr>
-            <w:tcW w:w="2460" w:type="dxa"/>
+            <w:tcW w:w="2436" w:type="dxa"/>
             <w:tcMar>
               <w:top w:w="60" w:type="dxa"/>
               <w:left w:w="120" w:type="dxa"/>
@@ -1387,7 +1369,7 @@
         </w:tc>
         <w:tc>
           <w:tcPr>
-            <w:tcW w:w="6328" w:type="dxa"/>
+            <w:tcW w:w="6352" w:type="dxa"/>
             <w:tcMar>
               <w:top w:w="60" w:type="dxa"/>
               <w:left w:w="120" w:type="dxa"/>
@@ -1409,9 +1391,7 @@
       </w:tr>
       <w:tr>
         <w:tc>
-          <w:tcPr>
-            <w:tcW w:w="2460" w:type="dxa"/>
-          </w:tcPr>
+          <w:tcPr/>
           <w:p>
             <w:pPr>
               <w:pStyle w:val="Compact"/>
@@ -1423,7 +1403,7 @@
         </w:tc>
         <w:tc>
           <w:tcPr>
-            <w:tcW w:w="6328" w:type="dxa"/>
+            <w:tcW w:w="6352" w:type="dxa"/>
             <w:tcMar>
               <w:top w:w="60" w:type="dxa"/>
               <w:left w:w="120" w:type="dxa"/>
@@ -1456,6 +1436,7 @@
         </w:tc>
         <w:tc>
           <w:tcPr>
+            <w:tcW w:w="6352" w:type="dxa"/>
             <w:tcMar>
               <w:top w:w="60" w:type="dxa"/>
               <w:left w:w="120" w:type="dxa"/>
@@ -1487,9 +1468,7 @@
           </w:p>
         </w:tc>
         <w:tc>
-          <w:tcPr>
-            <w:tcW w:w="6328" w:type="dxa"/>
-          </w:tcPr>
+          <w:tcPr/>
           <w:p>
             <w:pPr>
               <w:pStyle w:val="Compact"/>
@@ -1502,19 +1481,10 @@
       </w:tr>
       <w:tr>
         <w:tc>
-          <w:tcPr>
-            <w:tcW w:w="2460" w:type="dxa"/>
-            <w:tcMar>
-              <w:top w:w="60" w:type="dxa"/>
-              <w:left w:w="120" w:type="dxa"/>
-              <w:bottom w:w="60" w:type="dxa"/>
-              <w:right w:w="120" w:type="dxa"/>
-            </w:tcMar>
-          </w:tcPr>
-          <w:p>
-            <w:pPr>
-              <w:pStyle w:val="Compact"/>
-              <w:wordWrap w:val="1"/>
+          <w:tcPr/>
+          <w:p>
+            <w:pPr>
+              <w:pStyle w:val="Compact"/>
             </w:pPr>
             <w:r>
               <w:t xml:space="preserve">QM-001</w:t>
@@ -1522,10 +1492,19 @@
           </w:p>
         </w:tc>
         <w:tc>
-          <w:tcPr/>
-          <w:p>
-            <w:pPr>
-              <w:pStyle w:val="Compact"/>
+          <w:tcPr>
+            <w:tcW w:w="6352" w:type="dxa"/>
+            <w:tcMar>
+              <w:top w:w="60" w:type="dxa"/>
+              <w:left w:w="120" w:type="dxa"/>
+              <w:bottom w:w="60" w:type="dxa"/>
+              <w:right w:w="120" w:type="dxa"/>
+            </w:tcMar>
+          </w:tcPr>
+          <w:p>
+            <w:pPr>
+              <w:pStyle w:val="Compact"/>
+              <w:wordWrap w:val="1"/>
             </w:pPr>
             <w:r>
               <w:t xml:space="preserve">품질매뉴얼 §6.1 리스크 및 기회를 다루는 조치</w:t>
@@ -1559,18 +1538,10 @@
       </w:tr>
       <w:tr>
         <w:tc>
-          <w:tcPr>
-            <w:tcMar>
-              <w:top w:w="60" w:type="dxa"/>
-              <w:left w:w="120" w:type="dxa"/>
-              <w:bottom w:w="60" w:type="dxa"/>
-              <w:right w:w="120" w:type="dxa"/>
-            </w:tcMar>
-          </w:tcPr>
-          <w:p>
-            <w:pPr>
-              <w:pStyle w:val="Compact"/>
-              <w:wordWrap w:val="1"/>
+          <w:tcPr/>
+          <w:p>
+            <w:pPr>
+              <w:pStyle w:val="Compact"/>
             </w:pPr>
             <w:r>
               <w:t xml:space="preserve">QP-802</w:t>
@@ -1578,18 +1549,10 @@
           </w:p>
         </w:tc>
         <w:tc>
-          <w:tcPr>
-            <w:tcMar>
-              <w:top w:w="60" w:type="dxa"/>
-              <w:left w:w="120" w:type="dxa"/>
-              <w:bottom w:w="60" w:type="dxa"/>
-              <w:right w:w="120" w:type="dxa"/>
-            </w:tcMar>
-          </w:tcPr>
-          <w:p>
-            <w:pPr>
-              <w:pStyle w:val="Compact"/>
-              <w:wordWrap w:val="1"/>
+          <w:tcPr/>
+          <w:p>
+            <w:pPr>
+              <w:pStyle w:val="Compact"/>
             </w:pPr>
             <w:r>
               <w:t xml:space="preserve">운영 리스크 관리 (FMEA) — 운영 리스크</w:t>
@@ -1633,7 +1596,7 @@
         </w:trPr>
         <w:tc>
           <w:tcPr>
-            <w:tcW w:w="2460" w:type="dxa"/>
+            <w:tcW w:w="3000" w:type="dxa"/>
             <w:tcMar>
               <w:top w:w="60" w:type="dxa"/>
               <w:left w:w="120" w:type="dxa"/>
@@ -1654,7 +1617,7 @@
         </w:tc>
         <w:tc>
           <w:tcPr>
-            <w:tcW w:w="6328" w:type="dxa"/>
+            <w:tcW w:w="5788" w:type="dxa"/>
             <w:tcMar>
               <w:top w:w="60" w:type="dxa"/>
               <w:left w:w="120" w:type="dxa"/>
@@ -1676,9 +1639,7 @@
       </w:tr>
       <w:tr>
         <w:tc>
-          <w:tcPr>
-            <w:tcW w:w="2460" w:type="dxa"/>
-          </w:tcPr>
+          <w:tcPr/>
           <w:p>
             <w:pPr>
               <w:pStyle w:val="Compact"/>
@@ -1690,7 +1651,7 @@
         </w:tc>
         <w:tc>
           <w:tcPr>
-            <w:tcW w:w="6328" w:type="dxa"/>
+            <w:tcW w:w="5788" w:type="dxa"/>
             <w:tcMar>
               <w:top w:w="60" w:type="dxa"/>
               <w:left w:w="120" w:type="dxa"/>
@@ -1723,6 +1684,7 @@
         </w:tc>
         <w:tc>
           <w:tcPr>
+            <w:tcW w:w="5788" w:type="dxa"/>
             <w:tcMar>
               <w:top w:w="60" w:type="dxa"/>
               <w:left w:w="120" w:type="dxa"/>
@@ -1754,9 +1716,7 @@
           </w:p>
         </w:tc>
         <w:tc>
-          <w:tcPr>
-            <w:tcW w:w="6328" w:type="dxa"/>
-          </w:tcPr>
+          <w:tcPr/>
           <w:p>
             <w:pPr>
               <w:pStyle w:val="Compact"/>
@@ -1769,19 +1729,10 @@
       </w:tr>
       <w:tr>
         <w:tc>
-          <w:tcPr>
-            <w:tcW w:w="2460" w:type="dxa"/>
-            <w:tcMar>
-              <w:top w:w="60" w:type="dxa"/>
-              <w:left w:w="120" w:type="dxa"/>
-              <w:bottom w:w="60" w:type="dxa"/>
-              <w:right w:w="120" w:type="dxa"/>
-            </w:tcMar>
-          </w:tcPr>
-          <w:p>
-            <w:pPr>
-              <w:pStyle w:val="Compact"/>
-              <w:wordWrap w:val="1"/>
+          <w:tcPr/>
+          <w:p>
+            <w:pPr>
+              <w:pStyle w:val="Compact"/>
             </w:pPr>
             <w:r>
               <w:t xml:space="preserve">리스크 식별 (Risk Identification)</w:t>
@@ -1789,10 +1740,19 @@
           </w:p>
         </w:tc>
         <w:tc>
-          <w:tcPr/>
-          <w:p>
-            <w:pPr>
-              <w:pStyle w:val="Compact"/>
+          <w:tcPr>
+            <w:tcW w:w="5788" w:type="dxa"/>
+            <w:tcMar>
+              <w:top w:w="60" w:type="dxa"/>
+              <w:left w:w="120" w:type="dxa"/>
+              <w:bottom w:w="60" w:type="dxa"/>
+              <w:right w:w="120" w:type="dxa"/>
+            </w:tcMar>
+          </w:tcPr>
+          <w:p>
+            <w:pPr>
+              <w:pStyle w:val="Compact"/>
+              <w:wordWrap w:val="1"/>
             </w:pPr>
             <w:r>
               <w:t xml:space="preserve">리스크를 찾고, 인식하고, 기술하는 프로세스</w:t>
@@ -1850,18 +1810,10 @@
       </w:tr>
       <w:tr>
         <w:tc>
-          <w:tcPr>
-            <w:tcMar>
-              <w:top w:w="60" w:type="dxa"/>
-              <w:left w:w="120" w:type="dxa"/>
-              <w:bottom w:w="60" w:type="dxa"/>
-              <w:right w:w="120" w:type="dxa"/>
-            </w:tcMar>
-          </w:tcPr>
-          <w:p>
-            <w:pPr>
-              <w:pStyle w:val="Compact"/>
-              <w:wordWrap w:val="1"/>
+          <w:tcPr/>
+          <w:p>
+            <w:pPr>
+              <w:pStyle w:val="Compact"/>
             </w:pPr>
             <w:r>
               <w:t xml:space="preserve">리스크 등록부 (Risk Register)</w:t>
@@ -1869,18 +1821,10 @@
           </w:p>
         </w:tc>
         <w:tc>
-          <w:tcPr>
-            <w:tcMar>
-              <w:top w:w="60" w:type="dxa"/>
-              <w:left w:w="120" w:type="dxa"/>
-              <w:bottom w:w="60" w:type="dxa"/>
-              <w:right w:w="120" w:type="dxa"/>
-            </w:tcMar>
-          </w:tcPr>
-          <w:p>
-            <w:pPr>
-              <w:pStyle w:val="Compact"/>
-              <w:wordWrap w:val="1"/>
+          <w:tcPr/>
+          <w:p>
+            <w:pPr>
+              <w:pStyle w:val="Compact"/>
             </w:pPr>
             <w:r>
               <w:t xml:space="preserve">식별된 리스크/기회와 그 평가, 대응 조치를 기록하는 문서</w:t>
@@ -1924,7 +1868,7 @@
         </w:trPr>
         <w:tc>
           <w:tcPr>
-            <w:tcW w:w="2460" w:type="dxa"/>
+            <w:tcW w:w="2592" w:type="dxa"/>
             <w:tcMar>
               <w:top w:w="60" w:type="dxa"/>
               <w:left w:w="120" w:type="dxa"/>
@@ -1945,7 +1889,7 @@
         </w:tc>
         <w:tc>
           <w:tcPr>
-            <w:tcW w:w="6328" w:type="dxa"/>
+            <w:tcW w:w="6196" w:type="dxa"/>
             <w:tcMar>
               <w:top w:w="60" w:type="dxa"/>
               <w:left w:w="120" w:type="dxa"/>
@@ -1967,9 +1911,7 @@
       </w:tr>
       <w:tr>
         <w:tc>
-          <w:tcPr>
-            <w:tcW w:w="2460" w:type="dxa"/>
-          </w:tcPr>
+          <w:tcPr/>
           <w:p>
             <w:pPr>
               <w:pStyle w:val="Compact"/>
@@ -1985,7 +1927,7 @@
         </w:tc>
         <w:tc>
           <w:tcPr>
-            <w:tcW w:w="6328" w:type="dxa"/>
+            <w:tcW w:w="6196" w:type="dxa"/>
             <w:tcMar>
               <w:top w:w="60" w:type="dxa"/>
               <w:left w:w="120" w:type="dxa"/>
@@ -2022,6 +1964,7 @@
         </w:tc>
         <w:tc>
           <w:tcPr>
+            <w:tcW w:w="6196" w:type="dxa"/>
             <w:tcMar>
               <w:top w:w="60" w:type="dxa"/>
               <w:left w:w="120" w:type="dxa"/>
@@ -2057,9 +2000,7 @@
           </w:p>
         </w:tc>
         <w:tc>
-          <w:tcPr>
-            <w:tcW w:w="6328" w:type="dxa"/>
-          </w:tcPr>
+          <w:tcPr/>
           <w:p>
             <w:pPr>
               <w:pStyle w:val="Compact"/>
@@ -2072,19 +2013,10 @@
       </w:tr>
       <w:tr>
         <w:tc>
-          <w:tcPr>
-            <w:tcW w:w="2460" w:type="dxa"/>
-            <w:tcMar>
-              <w:top w:w="60" w:type="dxa"/>
-              <w:left w:w="120" w:type="dxa"/>
-              <w:bottom w:w="60" w:type="dxa"/>
-              <w:right w:w="120" w:type="dxa"/>
-            </w:tcMar>
-          </w:tcPr>
-          <w:p>
-            <w:pPr>
-              <w:pStyle w:val="Compact"/>
-              <w:wordWrap w:val="1"/>
+          <w:tcPr/>
+          <w:p>
+            <w:pPr>
+              <w:pStyle w:val="Compact"/>
             </w:pPr>
             <w:r>
               <w:rPr>
@@ -2097,6 +2029,7 @@
         </w:tc>
         <w:tc>
           <w:tcPr>
+            <w:tcW w:w="6196" w:type="dxa"/>
             <w:tcMar>
               <w:top w:w="60" w:type="dxa"/>
               <w:left w:w="120" w:type="dxa"/>
@@ -2135,188 +2068,296 @@
         <w:t xml:space="preserve">6.1 프로세스 흐름</w:t>
       </w:r>
     </w:p>
-    <w:p>
-      <w:pPr>
-        <w:pStyle w:val="SourceCode"/>
-      </w:pPr>
-      <w:r>
-        <w:rPr>
-          <w:rStyle w:val="VerbatimChar"/>
-        </w:rPr>
-        <w:t xml:space="preserve">① 상황 파악 (Context)</w:t>
-      </w:r>
-      <w:r>
-        <w:br/>
-      </w:r>
-      <w:r>
-        <w:rPr>
-          <w:rStyle w:val="VerbatimChar"/>
-        </w:rPr>
-        <w:t xml:space="preserve">    │  QP-401 외부/내부 이슈, 이해관계자 요구사항</w:t>
-      </w:r>
-      <w:r>
-        <w:br/>
-      </w:r>
-      <w:r>
-        <w:rPr>
-          <w:rStyle w:val="VerbatimChar"/>
-        </w:rPr>
-        <w:t xml:space="preserve">    ▼</w:t>
-      </w:r>
-      <w:r>
-        <w:br/>
-      </w:r>
-      <w:r>
-        <w:rPr>
-          <w:rStyle w:val="VerbatimChar"/>
-        </w:rPr>
-        <w:t xml:space="preserve">② 리스크/기회 식별 (Identify)</w:t>
-      </w:r>
-      <w:r>
-        <w:br/>
-      </w:r>
-      <w:r>
-        <w:rPr>
-          <w:rStyle w:val="VerbatimChar"/>
-        </w:rPr>
-        <w:t xml:space="preserve">    │  브레인스토밍, 체크리스트, SWOT, 이해관계자 분석</w:t>
-      </w:r>
-      <w:r>
-        <w:br/>
-      </w:r>
-      <w:r>
-        <w:rPr>
-          <w:rStyle w:val="VerbatimChar"/>
-        </w:rPr>
-        <w:t xml:space="preserve">    ▼</w:t>
-      </w:r>
-      <w:r>
-        <w:br/>
-      </w:r>
-      <w:r>
-        <w:rPr>
-          <w:rStyle w:val="VerbatimChar"/>
-        </w:rPr>
-        <w:t xml:space="preserve">③ 리스크 분석 (Analyze)</w:t>
-      </w:r>
-      <w:r>
-        <w:br/>
-      </w:r>
-      <w:r>
-        <w:rPr>
-          <w:rStyle w:val="VerbatimChar"/>
-        </w:rPr>
-        <w:t xml:space="preserve">    │  발생 가능성 × 영향도 평가</w:t>
-      </w:r>
-      <w:r>
-        <w:br/>
-      </w:r>
-      <w:r>
-        <w:rPr>
-          <w:rStyle w:val="VerbatimChar"/>
-        </w:rPr>
-        <w:t xml:space="preserve">    ▼</w:t>
-      </w:r>
-      <w:r>
-        <w:br/>
-      </w:r>
-      <w:r>
-        <w:rPr>
-          <w:rStyle w:val="VerbatimChar"/>
-        </w:rPr>
-        <w:t xml:space="preserve">④ 리스크 평가 (Evaluate)</w:t>
-      </w:r>
-      <w:r>
-        <w:br/>
-      </w:r>
-      <w:r>
-        <w:rPr>
-          <w:rStyle w:val="VerbatimChar"/>
-        </w:rPr>
-        <w:t xml:space="preserve">    │  리스크 수준 결정, 우선순위 설정</w:t>
-      </w:r>
-      <w:r>
-        <w:br/>
-      </w:r>
-      <w:r>
-        <w:rPr>
-          <w:rStyle w:val="VerbatimChar"/>
-        </w:rPr>
-        <w:t xml:space="preserve">    ▼</w:t>
-      </w:r>
-      <w:r>
-        <w:br/>
-      </w:r>
-      <w:r>
-        <w:rPr>
-          <w:rStyle w:val="VerbatimChar"/>
-        </w:rPr>
-        <w:t xml:space="preserve">⑤ 리스크 대응/기회 활용 (Treat)</w:t>
-      </w:r>
-      <w:r>
-        <w:br/>
-      </w:r>
-      <w:r>
-        <w:rPr>
-          <w:rStyle w:val="VerbatimChar"/>
-        </w:rPr>
-        <w:t xml:space="preserve">    │  대응 전략 선택, 실행 계획 수립</w:t>
-      </w:r>
-      <w:r>
-        <w:br/>
-      </w:r>
-      <w:r>
-        <w:rPr>
-          <w:rStyle w:val="VerbatimChar"/>
-        </w:rPr>
-        <w:t xml:space="preserve">    ▼</w:t>
-      </w:r>
-      <w:r>
-        <w:br/>
-      </w:r>
-      <w:r>
-        <w:rPr>
-          <w:rStyle w:val="VerbatimChar"/>
-        </w:rPr>
-        <w:t xml:space="preserve">⑥ 실행 및 모니터링 (Implement &amp; Monitor)</w:t>
-      </w:r>
-      <w:r>
-        <w:br/>
-      </w:r>
-      <w:r>
-        <w:rPr>
-          <w:rStyle w:val="VerbatimChar"/>
-        </w:rPr>
-        <w:t xml:space="preserve">    │  조치 실행, 잔여 리스크 평가, 정기 재검토</w:t>
-      </w:r>
-      <w:r>
-        <w:br/>
-      </w:r>
-      <w:r>
-        <w:rPr>
-          <w:rStyle w:val="VerbatimChar"/>
-        </w:rPr>
-        <w:t xml:space="preserve">    ▼</w:t>
-      </w:r>
-      <w:r>
-        <w:br/>
-      </w:r>
-      <w:r>
-        <w:rPr>
-          <w:rStyle w:val="VerbatimChar"/>
-        </w:rPr>
-        <w:t xml:space="preserve">⑦ 보고 및 의사소통 (Report)</w:t>
-      </w:r>
-      <w:r>
-        <w:br/>
-      </w:r>
-      <w:r>
-        <w:rPr>
-          <w:rStyle w:val="VerbatimChar"/>
-        </w:rPr>
-        <w:t xml:space="preserve">    경영검토 입력, 이해관계자 소통</w:t>
-      </w:r>
-    </w:p>
+    <w:tbl>
+      <w:tblPr>
+        <w:tblLook w:firstColumn="1" w:firstRow="1" w:lastColumn="0" w:lastRow="0" w:noHBand="0" w:noVBand="1" w:val="04A0"/>
+        <w:tblW w:w="8788" w:type="dxa"/>
+        <w:tblBorders>
+          <w:top w:val="single" w:sz="4" w:color="2E74B5" w:space="0"/>
+          <w:left w:val="single" w:sz="4" w:color="2E74B5" w:space="0"/>
+          <w:bottom w:val="single" w:sz="4" w:color="2E74B5" w:space="0"/>
+          <w:right w:val="single" w:sz="4" w:color="2E74B5" w:space="0"/>
+          <w:insideH w:val="single" w:sz="4" w:color="BDD7EE" w:space="0"/>
+          <w:insideV w:val="single" w:sz="2" w:color="D9D9D9" w:space="0"/>
+        </w:tblBorders>
+      </w:tblPr>
+      <w:tblGrid>
+        <w:gridCol w:w="8788"/>
+      </w:tblGrid>
+      <w:tr>
+        <w:tc>
+          <w:tcPr>
+            <w:tcW w:w="8788" w:type="dxa"/>
+            <w:tcMar>
+              <w:top w:w="80" w:type="dxa"/>
+              <w:left w:w="140" w:type="dxa"/>
+              <w:bottom w:w="80" w:type="dxa"/>
+              <w:right w:w="140" w:type="dxa"/>
+            </w:tcMar>
+          </w:tcPr>
+          <w:p>
+            <w:pPr>
+              <w:spacing w:before="0" w:after="0" w:line="240" w:lineRule="auto"/>
+            </w:pPr>
+            <w:r>
+              <w:rPr>
+                <w:rFonts w:ascii="Courier New" w:hAnsi="Courier New" w:eastAsia="NanumGothicCoding"/>
+                <w:sz w:val="18"/>
+                <w:szCs w:val="18"/>
+              </w:rPr>
+              <w:t xml:space="preserve">① 상황 파악 (Context)</w:t>
+            </w:r>
+          </w:p>
+          <w:p>
+            <w:pPr>
+              <w:spacing w:before="0" w:after="0" w:line="240" w:lineRule="auto"/>
+            </w:pPr>
+            <w:r>
+              <w:rPr>
+                <w:rFonts w:ascii="Courier New" w:hAnsi="Courier New" w:eastAsia="NanumGothicCoding"/>
+                <w:sz w:val="18"/>
+                <w:szCs w:val="18"/>
+              </w:rPr>
+              <w:t xml:space="preserve">    │  QP-401 외부/내부 이슈, 이해관계자 요구사항</w:t>
+            </w:r>
+          </w:p>
+          <w:p>
+            <w:pPr>
+              <w:spacing w:before="0" w:after="0" w:line="240" w:lineRule="auto"/>
+            </w:pPr>
+            <w:r>
+              <w:rPr>
+                <w:rFonts w:ascii="Courier New" w:hAnsi="Courier New" w:eastAsia="NanumGothicCoding"/>
+                <w:sz w:val="18"/>
+                <w:szCs w:val="18"/>
+              </w:rPr>
+              <w:t xml:space="preserve">    ▼</w:t>
+            </w:r>
+          </w:p>
+          <w:p>
+            <w:pPr>
+              <w:spacing w:before="0" w:after="0" w:line="240" w:lineRule="auto"/>
+            </w:pPr>
+            <w:r>
+              <w:rPr>
+                <w:rFonts w:ascii="Courier New" w:hAnsi="Courier New" w:eastAsia="NanumGothicCoding"/>
+                <w:sz w:val="18"/>
+                <w:szCs w:val="18"/>
+              </w:rPr>
+              <w:t xml:space="preserve">② 리스크/기회 식별 (Identify)</w:t>
+            </w:r>
+          </w:p>
+          <w:p>
+            <w:pPr>
+              <w:spacing w:before="0" w:after="0" w:line="240" w:lineRule="auto"/>
+            </w:pPr>
+            <w:r>
+              <w:rPr>
+                <w:rFonts w:ascii="Courier New" w:hAnsi="Courier New" w:eastAsia="NanumGothicCoding"/>
+                <w:sz w:val="18"/>
+                <w:szCs w:val="18"/>
+              </w:rPr>
+              <w:t xml:space="preserve">    │  브레인스토밍, 체크리스트, SWOT, 이해관계자 분석</w:t>
+            </w:r>
+          </w:p>
+          <w:p>
+            <w:pPr>
+              <w:spacing w:before="0" w:after="0" w:line="240" w:lineRule="auto"/>
+            </w:pPr>
+            <w:r>
+              <w:rPr>
+                <w:rFonts w:ascii="Courier New" w:hAnsi="Courier New" w:eastAsia="NanumGothicCoding"/>
+                <w:sz w:val="18"/>
+                <w:szCs w:val="18"/>
+              </w:rPr>
+              <w:t xml:space="preserve">    ▼</w:t>
+            </w:r>
+          </w:p>
+          <w:p>
+            <w:pPr>
+              <w:spacing w:before="0" w:after="0" w:line="240" w:lineRule="auto"/>
+            </w:pPr>
+            <w:r>
+              <w:rPr>
+                <w:rFonts w:ascii="Courier New" w:hAnsi="Courier New" w:eastAsia="NanumGothicCoding"/>
+                <w:sz w:val="18"/>
+                <w:szCs w:val="18"/>
+              </w:rPr>
+              <w:t xml:space="preserve">③ 리스크 분석 (Analyze)</w:t>
+            </w:r>
+          </w:p>
+          <w:p>
+            <w:pPr>
+              <w:spacing w:before="0" w:after="0" w:line="240" w:lineRule="auto"/>
+            </w:pPr>
+            <w:r>
+              <w:rPr>
+                <w:rFonts w:ascii="Courier New" w:hAnsi="Courier New" w:eastAsia="NanumGothicCoding"/>
+                <w:sz w:val="18"/>
+                <w:szCs w:val="18"/>
+              </w:rPr>
+              <w:t xml:space="preserve">    │  발생 가능성 × 영향도 평가</w:t>
+            </w:r>
+          </w:p>
+          <w:p>
+            <w:pPr>
+              <w:spacing w:before="0" w:after="0" w:line="240" w:lineRule="auto"/>
+            </w:pPr>
+            <w:r>
+              <w:rPr>
+                <w:rFonts w:ascii="Courier New" w:hAnsi="Courier New" w:eastAsia="NanumGothicCoding"/>
+                <w:sz w:val="18"/>
+                <w:szCs w:val="18"/>
+              </w:rPr>
+              <w:t xml:space="preserve">    ▼</w:t>
+            </w:r>
+          </w:p>
+          <w:p>
+            <w:pPr>
+              <w:spacing w:before="0" w:after="0" w:line="240" w:lineRule="auto"/>
+            </w:pPr>
+            <w:r>
+              <w:rPr>
+                <w:rFonts w:ascii="Courier New" w:hAnsi="Courier New" w:eastAsia="NanumGothicCoding"/>
+                <w:sz w:val="18"/>
+                <w:szCs w:val="18"/>
+              </w:rPr>
+              <w:t xml:space="preserve">④ 리스크 평가 (Evaluate)</w:t>
+            </w:r>
+          </w:p>
+          <w:p>
+            <w:pPr>
+              <w:spacing w:before="0" w:after="0" w:line="240" w:lineRule="auto"/>
+            </w:pPr>
+            <w:r>
+              <w:rPr>
+                <w:rFonts w:ascii="Courier New" w:hAnsi="Courier New" w:eastAsia="NanumGothicCoding"/>
+                <w:sz w:val="18"/>
+                <w:szCs w:val="18"/>
+              </w:rPr>
+              <w:t xml:space="preserve">    │  리스크 수준 결정, 우선순위 설정</w:t>
+            </w:r>
+          </w:p>
+          <w:p>
+            <w:pPr>
+              <w:spacing w:before="0" w:after="0" w:line="240" w:lineRule="auto"/>
+            </w:pPr>
+            <w:r>
+              <w:rPr>
+                <w:rFonts w:ascii="Courier New" w:hAnsi="Courier New" w:eastAsia="NanumGothicCoding"/>
+                <w:sz w:val="18"/>
+                <w:szCs w:val="18"/>
+              </w:rPr>
+              <w:t xml:space="preserve">    ▼</w:t>
+            </w:r>
+          </w:p>
+          <w:p>
+            <w:pPr>
+              <w:spacing w:before="0" w:after="0" w:line="240" w:lineRule="auto"/>
+            </w:pPr>
+            <w:r>
+              <w:rPr>
+                <w:rFonts w:ascii="Courier New" w:hAnsi="Courier New" w:eastAsia="NanumGothicCoding"/>
+                <w:sz w:val="18"/>
+                <w:szCs w:val="18"/>
+              </w:rPr>
+              <w:t xml:space="preserve">⑤ 리스크 대응/기회 활용 (Treat)</w:t>
+            </w:r>
+          </w:p>
+          <w:p>
+            <w:pPr>
+              <w:spacing w:before="0" w:after="0" w:line="240" w:lineRule="auto"/>
+            </w:pPr>
+            <w:r>
+              <w:rPr>
+                <w:rFonts w:ascii="Courier New" w:hAnsi="Courier New" w:eastAsia="NanumGothicCoding"/>
+                <w:sz w:val="18"/>
+                <w:szCs w:val="18"/>
+              </w:rPr>
+              <w:t xml:space="preserve">    │  대응 전략 선택, 실행 계획 수립</w:t>
+            </w:r>
+          </w:p>
+          <w:p>
+            <w:pPr>
+              <w:spacing w:before="0" w:after="0" w:line="240" w:lineRule="auto"/>
+            </w:pPr>
+            <w:r>
+              <w:rPr>
+                <w:rFonts w:ascii="Courier New" w:hAnsi="Courier New" w:eastAsia="NanumGothicCoding"/>
+                <w:sz w:val="18"/>
+                <w:szCs w:val="18"/>
+              </w:rPr>
+              <w:t xml:space="preserve">    ▼</w:t>
+            </w:r>
+          </w:p>
+          <w:p>
+            <w:pPr>
+              <w:spacing w:before="0" w:after="0" w:line="240" w:lineRule="auto"/>
+            </w:pPr>
+            <w:r>
+              <w:rPr>
+                <w:rFonts w:ascii="Courier New" w:hAnsi="Courier New" w:eastAsia="NanumGothicCoding"/>
+                <w:sz w:val="18"/>
+                <w:szCs w:val="18"/>
+              </w:rPr>
+              <w:t xml:space="preserve">⑥ 실행 및 모니터링 (Implement &amp; Monitor)</w:t>
+            </w:r>
+          </w:p>
+          <w:p>
+            <w:pPr>
+              <w:spacing w:before="0" w:after="0" w:line="240" w:lineRule="auto"/>
+            </w:pPr>
+            <w:r>
+              <w:rPr>
+                <w:rFonts w:ascii="Courier New" w:hAnsi="Courier New" w:eastAsia="NanumGothicCoding"/>
+                <w:sz w:val="18"/>
+                <w:szCs w:val="18"/>
+              </w:rPr>
+              <w:t xml:space="preserve">    │  조치 실행, 잔여 리스크 평가, 정기 재검토</w:t>
+            </w:r>
+          </w:p>
+          <w:p>
+            <w:pPr>
+              <w:spacing w:before="0" w:after="0" w:line="240" w:lineRule="auto"/>
+            </w:pPr>
+            <w:r>
+              <w:rPr>
+                <w:rFonts w:ascii="Courier New" w:hAnsi="Courier New" w:eastAsia="NanumGothicCoding"/>
+                <w:sz w:val="18"/>
+                <w:szCs w:val="18"/>
+              </w:rPr>
+              <w:t xml:space="preserve">    ▼</w:t>
+            </w:r>
+          </w:p>
+          <w:p>
+            <w:pPr>
+              <w:spacing w:before="0" w:after="0" w:line="240" w:lineRule="auto"/>
+            </w:pPr>
+            <w:r>
+              <w:rPr>
+                <w:rFonts w:ascii="Courier New" w:hAnsi="Courier New" w:eastAsia="NanumGothicCoding"/>
+                <w:sz w:val="18"/>
+                <w:szCs w:val="18"/>
+              </w:rPr>
+              <w:t xml:space="preserve">⑦ 보고 및 의사소통 (Report)</w:t>
+            </w:r>
+          </w:p>
+          <w:p>
+            <w:pPr>
+              <w:spacing w:before="0" w:after="0" w:line="240" w:lineRule="auto"/>
+            </w:pPr>
+            <w:r>
+              <w:rPr>
+                <w:rFonts w:ascii="Courier New" w:hAnsi="Courier New" w:eastAsia="NanumGothicCoding"/>
+                <w:sz w:val="18"/>
+                <w:szCs w:val="18"/>
+              </w:rPr>
+              <w:t xml:space="preserve">    경영검토 입력, 이해관계자 소통</w:t>
+            </w:r>
+          </w:p>
+        </w:tc>
+      </w:tr>
+    </w:tbl>
     <w:bookmarkEnd w:id="19"/>
     <w:bookmarkStart w:id="21" w:name="리스크기회-식별-방법"/>
     <w:p>
@@ -2352,7 +2393,7 @@
         </w:trPr>
         <w:tc>
           <w:tcPr>
-            <w:tcW w:w="2460" w:type="dxa"/>
+            <w:tcW w:w="3000" w:type="dxa"/>
             <w:tcMar>
               <w:top w:w="60" w:type="dxa"/>
               <w:left w:w="120" w:type="dxa"/>
@@ -2373,7 +2414,7 @@
         </w:tc>
         <w:tc>
           <w:tcPr>
-            <w:tcW w:w="6328" w:type="dxa"/>
+            <w:tcW w:w="5788" w:type="dxa"/>
             <w:tcMar>
               <w:top w:w="60" w:type="dxa"/>
               <w:left w:w="120" w:type="dxa"/>
@@ -2395,9 +2436,7 @@
       </w:tr>
       <w:tr>
         <w:tc>
-          <w:tcPr>
-            <w:tcW w:w="2460" w:type="dxa"/>
-          </w:tcPr>
+          <w:tcPr/>
           <w:p>
             <w:pPr>
               <w:pStyle w:val="Compact"/>
@@ -2409,7 +2448,7 @@
         </w:tc>
         <w:tc>
           <w:tcPr>
-            <w:tcW w:w="6328" w:type="dxa"/>
+            <w:tcW w:w="5788" w:type="dxa"/>
             <w:tcMar>
               <w:top w:w="60" w:type="dxa"/>
               <w:left w:w="120" w:type="dxa"/>
@@ -2442,6 +2481,7 @@
         </w:tc>
         <w:tc>
           <w:tcPr>
+            <w:tcW w:w="5788" w:type="dxa"/>
             <w:tcMar>
               <w:top w:w="60" w:type="dxa"/>
               <w:left w:w="120" w:type="dxa"/>
@@ -2473,9 +2513,7 @@
           </w:p>
         </w:tc>
         <w:tc>
-          <w:tcPr>
-            <w:tcW w:w="6328" w:type="dxa"/>
-          </w:tcPr>
+          <w:tcPr/>
           <w:p>
             <w:pPr>
               <w:pStyle w:val="Compact"/>
@@ -2488,19 +2526,10 @@
       </w:tr>
       <w:tr>
         <w:tc>
-          <w:tcPr>
-            <w:tcW w:w="2460" w:type="dxa"/>
-            <w:tcMar>
-              <w:top w:w="60" w:type="dxa"/>
-              <w:left w:w="120" w:type="dxa"/>
-              <w:bottom w:w="60" w:type="dxa"/>
-              <w:right w:w="120" w:type="dxa"/>
-            </w:tcMar>
-          </w:tcPr>
-          <w:p>
-            <w:pPr>
-              <w:pStyle w:val="Compact"/>
-              <w:wordWrap w:val="1"/>
+          <w:tcPr/>
+          <w:p>
+            <w:pPr>
+              <w:pStyle w:val="Compact"/>
             </w:pPr>
             <w:r>
               <w:t xml:space="preserve">체크리스트</w:t>
@@ -2508,10 +2537,19 @@
           </w:p>
         </w:tc>
         <w:tc>
-          <w:tcPr/>
-          <w:p>
-            <w:pPr>
-              <w:pStyle w:val="Compact"/>
+          <w:tcPr>
+            <w:tcW w:w="5788" w:type="dxa"/>
+            <w:tcMar>
+              <w:top w:w="60" w:type="dxa"/>
+              <w:left w:w="120" w:type="dxa"/>
+              <w:bottom w:w="60" w:type="dxa"/>
+              <w:right w:w="120" w:type="dxa"/>
+            </w:tcMar>
+          </w:tcPr>
+          <w:p>
+            <w:pPr>
+              <w:pStyle w:val="Compact"/>
+              <w:wordWrap w:val="1"/>
             </w:pPr>
             <w:r>
               <w:t xml:space="preserve">AS9100D 조항별 리스크 체크리스트</w:t>
@@ -2545,18 +2583,10 @@
       </w:tr>
       <w:tr>
         <w:tc>
-          <w:tcPr>
-            <w:tcMar>
-              <w:top w:w="60" w:type="dxa"/>
-              <w:left w:w="120" w:type="dxa"/>
-              <w:bottom w:w="60" w:type="dxa"/>
-              <w:right w:w="120" w:type="dxa"/>
-            </w:tcMar>
-          </w:tcPr>
-          <w:p>
-            <w:pPr>
-              <w:pStyle w:val="Compact"/>
-              <w:wordWrap w:val="1"/>
+          <w:tcPr/>
+          <w:p>
+            <w:pPr>
+              <w:pStyle w:val="Compact"/>
             </w:pPr>
             <w:r>
               <w:t xml:space="preserve">이력 분석</w:t>
@@ -2564,18 +2594,10 @@
           </w:p>
         </w:tc>
         <w:tc>
-          <w:tcPr>
-            <w:tcMar>
-              <w:top w:w="60" w:type="dxa"/>
-              <w:left w:w="120" w:type="dxa"/>
-              <w:bottom w:w="60" w:type="dxa"/>
-              <w:right w:w="120" w:type="dxa"/>
-            </w:tcMar>
-          </w:tcPr>
-          <w:p>
-            <w:pPr>
-              <w:pStyle w:val="Compact"/>
-              <w:wordWrap w:val="1"/>
+          <w:tcPr/>
+          <w:p>
+            <w:pPr>
+              <w:pStyle w:val="Compact"/>
             </w:pPr>
             <w:r>
               <w:t xml:space="preserve">과거 부적합, 고객 불만, 심사 결과에서 패턴 추출</w:t>
@@ -3269,7 +3291,7 @@
         </w:trPr>
         <w:tc>
           <w:tcPr>
-            <w:tcW w:w="2460" w:type="dxa"/>
+            <w:tcW w:w="1956" w:type="dxa"/>
             <w:tcMar>
               <w:top w:w="60" w:type="dxa"/>
               <w:left w:w="120" w:type="dxa"/>
@@ -3290,7 +3312,7 @@
         </w:tc>
         <w:tc>
           <w:tcPr>
-            <w:tcW w:w="6328" w:type="dxa"/>
+            <w:tcW w:w="6832" w:type="dxa"/>
             <w:tcMar>
               <w:top w:w="60" w:type="dxa"/>
               <w:left w:w="120" w:type="dxa"/>
@@ -3313,11 +3335,17 @@
       <w:tr>
         <w:tc>
           <w:tcPr>
-            <w:tcW w:w="2460" w:type="dxa"/>
-          </w:tcPr>
-          <w:p>
-            <w:pPr>
-              <w:pStyle w:val="Compact"/>
+            <w:tcMar>
+              <w:top w:w="60" w:type="dxa"/>
+              <w:left w:w="120" w:type="dxa"/>
+              <w:bottom w:w="60" w:type="dxa"/>
+              <w:right w:w="120" w:type="dxa"/>
+            </w:tcMar>
+          </w:tcPr>
+          <w:p>
+            <w:pPr>
+              <w:pStyle w:val="Compact"/>
+              <w:wordWrap w:val="1"/>
             </w:pPr>
             <w:r>
               <w:t xml:space="preserve">연초 (1월)</w:t>
@@ -3326,7 +3354,7 @@
         </w:tc>
         <w:tc>
           <w:tcPr>
-            <w:tcW w:w="6328" w:type="dxa"/>
+            <w:tcW w:w="6832" w:type="dxa"/>
             <w:tcMar>
               <w:top w:w="60" w:type="dxa"/>
               <w:left w:w="120" w:type="dxa"/>
@@ -3359,6 +3387,7 @@
         </w:tc>
         <w:tc>
           <w:tcPr>
+            <w:tcW w:w="6832" w:type="dxa"/>
             <w:tcMar>
               <w:top w:w="60" w:type="dxa"/>
               <w:left w:w="120" w:type="dxa"/>
@@ -3391,11 +3420,17 @@
         </w:tc>
         <w:tc>
           <w:tcPr>
-            <w:tcW w:w="6328" w:type="dxa"/>
-          </w:tcPr>
-          <w:p>
-            <w:pPr>
-              <w:pStyle w:val="Compact"/>
+            <w:tcMar>
+              <w:top w:w="60" w:type="dxa"/>
+              <w:left w:w="120" w:type="dxa"/>
+              <w:bottom w:w="60" w:type="dxa"/>
+              <w:right w:w="120" w:type="dxa"/>
+            </w:tcMar>
+          </w:tcPr>
+          <w:p>
+            <w:pPr>
+              <w:pStyle w:val="Compact"/>
+              <w:wordWrap w:val="1"/>
             </w:pPr>
             <w:r>
               <w:t xml:space="preserve">조직, 시장, 규제, 고객 요구 변화 시 즉시 검토</w:t>
@@ -3405,19 +3440,10 @@
       </w:tr>
       <w:tr>
         <w:tc>
-          <w:tcPr>
-            <w:tcW w:w="2460" w:type="dxa"/>
-            <w:tcMar>
-              <w:top w:w="60" w:type="dxa"/>
-              <w:left w:w="120" w:type="dxa"/>
-              <w:bottom w:w="60" w:type="dxa"/>
-              <w:right w:w="120" w:type="dxa"/>
-            </w:tcMar>
-          </w:tcPr>
-          <w:p>
-            <w:pPr>
-              <w:pStyle w:val="Compact"/>
-              <w:wordWrap w:val="1"/>
+          <w:tcPr/>
+          <w:p>
+            <w:pPr>
+              <w:pStyle w:val="Compact"/>
             </w:pPr>
             <w:r>
               <w:t xml:space="preserve">분기</w:t>
@@ -3426,6 +3452,7 @@
         </w:tc>
         <w:tc>
           <w:tcPr>
+            <w:tcW w:w="6832" w:type="dxa"/>
             <w:tcMar>
               <w:top w:w="60" w:type="dxa"/>
               <w:left w:w="120" w:type="dxa"/>
@@ -3846,18 +3873,10 @@
       </w:tr>
       <w:tr>
         <w:tc>
-          <w:tcPr>
-            <w:tcMar>
-              <w:top w:w="60" w:type="dxa"/>
-              <w:left w:w="120" w:type="dxa"/>
-              <w:bottom w:w="60" w:type="dxa"/>
-              <w:right w:w="120" w:type="dxa"/>
-            </w:tcMar>
-          </w:tcPr>
-          <w:p>
-            <w:pPr>
-              <w:pStyle w:val="Compact"/>
-              <w:wordWrap w:val="1"/>
+          <w:tcPr/>
+          <w:p>
+            <w:pPr>
+              <w:pStyle w:val="Compact"/>
             </w:pPr>
             <w:r>
               <w:t xml:space="preserve">5</w:t>
@@ -3865,18 +3884,10 @@
           </w:p>
         </w:tc>
         <w:tc>
-          <w:tcPr>
-            <w:tcMar>
-              <w:top w:w="60" w:type="dxa"/>
-              <w:left w:w="120" w:type="dxa"/>
-              <w:bottom w:w="60" w:type="dxa"/>
-              <w:right w:w="120" w:type="dxa"/>
-            </w:tcMar>
-          </w:tcPr>
-          <w:p>
-            <w:pPr>
-              <w:pStyle w:val="Compact"/>
-              <w:wordWrap w:val="1"/>
+          <w:tcPr/>
+          <w:p>
+            <w:pPr>
+              <w:pStyle w:val="Compact"/>
             </w:pPr>
             <w:r>
               <w:t xml:space="preserve">치명적</w:t>
@@ -5065,10 +5076,18 @@
           </w:p>
         </w:tc>
         <w:tc>
-          <w:tcPr/>
-          <w:p>
-            <w:pPr>
-              <w:pStyle w:val="Compact"/>
+          <w:tcPr>
+            <w:tcMar>
+              <w:top w:w="60" w:type="dxa"/>
+              <w:left w:w="120" w:type="dxa"/>
+              <w:bottom w:w="60" w:type="dxa"/>
+              <w:right w:w="120" w:type="dxa"/>
+            </w:tcMar>
+          </w:tcPr>
+          <w:p>
+            <w:pPr>
+              <w:pStyle w:val="Compact"/>
+              <w:wordWrap w:val="1"/>
             </w:pPr>
             <w:r>
               <w:t xml:space="preserve">이중화 설계, 대체 공급원 확보, 교육 강화</w:t>
@@ -5457,7 +5476,7 @@
         </w:trPr>
         <w:tc>
           <w:tcPr>
-            <w:tcW w:w="2460" w:type="dxa"/>
+            <w:tcW w:w="2307" w:type="dxa"/>
             <w:tcMar>
               <w:top w:w="60" w:type="dxa"/>
               <w:left w:w="120" w:type="dxa"/>
@@ -5478,7 +5497,7 @@
         </w:tc>
         <w:tc>
           <w:tcPr>
-            <w:tcW w:w="6328" w:type="dxa"/>
+            <w:tcW w:w="6481" w:type="dxa"/>
             <w:tcMar>
               <w:top w:w="60" w:type="dxa"/>
               <w:left w:w="120" w:type="dxa"/>
@@ -5500,9 +5519,7 @@
       </w:tr>
       <w:tr>
         <w:tc>
-          <w:tcPr>
-            <w:tcW w:w="2460" w:type="dxa"/>
-          </w:tcPr>
+          <w:tcPr/>
           <w:p>
             <w:pPr>
               <w:pStyle w:val="Compact"/>
@@ -5514,7 +5531,7 @@
         </w:tc>
         <w:tc>
           <w:tcPr>
-            <w:tcW w:w="6328" w:type="dxa"/>
+            <w:tcW w:w="6481" w:type="dxa"/>
             <w:tcMar>
               <w:top w:w="60" w:type="dxa"/>
               <w:left w:w="120" w:type="dxa"/>
@@ -5547,6 +5564,7 @@
         </w:tc>
         <w:tc>
           <w:tcPr>
+            <w:tcW w:w="6481" w:type="dxa"/>
             <w:tcMar>
               <w:top w:w="60" w:type="dxa"/>
               <w:left w:w="120" w:type="dxa"/>
@@ -5578,9 +5596,7 @@
           </w:p>
         </w:tc>
         <w:tc>
-          <w:tcPr>
-            <w:tcW w:w="6328" w:type="dxa"/>
-          </w:tcPr>
+          <w:tcPr/>
           <w:p>
             <w:pPr>
               <w:pStyle w:val="Compact"/>
@@ -5593,19 +5609,10 @@
       </w:tr>
       <w:tr>
         <w:tc>
-          <w:tcPr>
-            <w:tcW w:w="2460" w:type="dxa"/>
-            <w:tcMar>
-              <w:top w:w="60" w:type="dxa"/>
-              <w:left w:w="120" w:type="dxa"/>
-              <w:bottom w:w="60" w:type="dxa"/>
-              <w:right w:w="120" w:type="dxa"/>
-            </w:tcMar>
-          </w:tcPr>
-          <w:p>
-            <w:pPr>
-              <w:pStyle w:val="Compact"/>
-              <w:wordWrap w:val="1"/>
+          <w:tcPr/>
+          <w:p>
+            <w:pPr>
+              <w:pStyle w:val="Compact"/>
             </w:pPr>
             <w:r>
               <w:t xml:space="preserve">담당자</w:t>
@@ -5613,10 +5620,19 @@
           </w:p>
         </w:tc>
         <w:tc>
-          <w:tcPr/>
-          <w:p>
-            <w:pPr>
-              <w:pStyle w:val="Compact"/>
+          <w:tcPr>
+            <w:tcW w:w="6481" w:type="dxa"/>
+            <w:tcMar>
+              <w:top w:w="60" w:type="dxa"/>
+              <w:left w:w="120" w:type="dxa"/>
+              <w:bottom w:w="60" w:type="dxa"/>
+              <w:right w:w="120" w:type="dxa"/>
+            </w:tcMar>
+          </w:tcPr>
+          <w:p>
+            <w:pPr>
+              <w:pStyle w:val="Compact"/>
+              <w:wordWrap w:val="1"/>
             </w:pPr>
             <w:r>
               <w:t xml:space="preserve">조치 실행 책임자</w:t>
@@ -5698,18 +5714,10 @@
       </w:tr>
       <w:tr>
         <w:tc>
-          <w:tcPr>
-            <w:tcMar>
-              <w:top w:w="60" w:type="dxa"/>
-              <w:left w:w="120" w:type="dxa"/>
-              <w:bottom w:w="60" w:type="dxa"/>
-              <w:right w:w="120" w:type="dxa"/>
-            </w:tcMar>
-          </w:tcPr>
-          <w:p>
-            <w:pPr>
-              <w:pStyle w:val="Compact"/>
-              <w:wordWrap w:val="1"/>
+          <w:tcPr/>
+          <w:p>
+            <w:pPr>
+              <w:pStyle w:val="Compact"/>
             </w:pPr>
             <w:r>
               <w:t xml:space="preserve">상태</w:t>
@@ -5717,18 +5725,10 @@
           </w:p>
         </w:tc>
         <w:tc>
-          <w:tcPr>
-            <w:tcMar>
-              <w:top w:w="60" w:type="dxa"/>
-              <w:left w:w="120" w:type="dxa"/>
-              <w:bottom w:w="60" w:type="dxa"/>
-              <w:right w:w="120" w:type="dxa"/>
-            </w:tcMar>
-          </w:tcPr>
-          <w:p>
-            <w:pPr>
-              <w:pStyle w:val="Compact"/>
-              <w:wordWrap w:val="1"/>
+          <w:tcPr/>
+          <w:p>
+            <w:pPr>
+              <w:pStyle w:val="Compact"/>
             </w:pPr>
             <w:r>
               <w:t xml:space="preserve">Open / In Progress / Closed</w:t>
@@ -5789,7 +5789,7 @@
         </w:trPr>
         <w:tc>
           <w:tcPr>
-            <w:tcW w:w="2460" w:type="dxa"/>
+            <w:tcW w:w="2592" w:type="dxa"/>
             <w:tcMar>
               <w:top w:w="60" w:type="dxa"/>
               <w:left w:w="120" w:type="dxa"/>
@@ -5810,7 +5810,7 @@
         </w:tc>
         <w:tc>
           <w:tcPr>
-            <w:tcW w:w="6328" w:type="dxa"/>
+            <w:tcW w:w="6196" w:type="dxa"/>
             <w:tcMar>
               <w:top w:w="60" w:type="dxa"/>
               <w:left w:w="120" w:type="dxa"/>
@@ -5832,9 +5832,7 @@
       </w:tr>
       <w:tr>
         <w:tc>
-          <w:tcPr>
-            <w:tcW w:w="2460" w:type="dxa"/>
-          </w:tcPr>
+          <w:tcPr/>
           <w:p>
             <w:pPr>
               <w:pStyle w:val="Compact"/>
@@ -5846,7 +5844,7 @@
         </w:tc>
         <w:tc>
           <w:tcPr>
-            <w:tcW w:w="6328" w:type="dxa"/>
+            <w:tcW w:w="6196" w:type="dxa"/>
             <w:tcMar>
               <w:top w:w="60" w:type="dxa"/>
               <w:left w:w="120" w:type="dxa"/>
@@ -5879,6 +5877,7 @@
         </w:tc>
         <w:tc>
           <w:tcPr>
+            <w:tcW w:w="6196" w:type="dxa"/>
             <w:tcMar>
               <w:top w:w="60" w:type="dxa"/>
               <w:left w:w="120" w:type="dxa"/>
@@ -5910,9 +5909,7 @@
           </w:p>
         </w:tc>
         <w:tc>
-          <w:tcPr>
-            <w:tcW w:w="6328" w:type="dxa"/>
-          </w:tcPr>
+          <w:tcPr/>
           <w:p>
             <w:pPr>
               <w:pStyle w:val="Compact"/>
@@ -5925,19 +5922,10 @@
       </w:tr>
       <w:tr>
         <w:tc>
-          <w:tcPr>
-            <w:tcW w:w="2460" w:type="dxa"/>
-            <w:tcMar>
-              <w:top w:w="60" w:type="dxa"/>
-              <w:left w:w="120" w:type="dxa"/>
-              <w:bottom w:w="60" w:type="dxa"/>
-              <w:right w:w="120" w:type="dxa"/>
-            </w:tcMar>
-          </w:tcPr>
-          <w:p>
-            <w:pPr>
-              <w:pStyle w:val="Compact"/>
-              <w:wordWrap w:val="1"/>
+          <w:tcPr/>
+          <w:p>
+            <w:pPr>
+              <w:pStyle w:val="Compact"/>
             </w:pPr>
             <w:r>
               <w:t xml:space="preserve">외부공급자 (8.4)</w:t>
@@ -5945,7 +5933,9 @@
           </w:p>
         </w:tc>
         <w:tc>
-          <w:tcPr/>
+          <w:tcPr>
+            <w:tcW w:w="6196" w:type="dxa"/>
+          </w:tcPr>
           <w:p>
             <w:pPr>
               <w:pStyle w:val="Compact"/>
@@ -5958,7 +5948,9 @@
       </w:tr>
       <w:tr>
         <w:tc>
-          <w:tcPr/>
+          <w:tcPr>
+            <w:tcW w:w="2592" w:type="dxa"/>
+          </w:tcPr>
           <w:p>
             <w:pPr>
               <w:pStyle w:val="Compact"/>
@@ -5969,7 +5961,9 @@
           </w:p>
         </w:tc>
         <w:tc>
-          <w:tcPr/>
+          <w:tcPr>
+            <w:tcW w:w="6196" w:type="dxa"/>
+          </w:tcPr>
           <w:p>
             <w:pPr>
               <w:pStyle w:val="Compact"/>
@@ -5993,7 +5987,9 @@
           </w:p>
         </w:tc>
         <w:tc>
-          <w:tcPr/>
+          <w:tcPr>
+            <w:tcW w:w="6196" w:type="dxa"/>
+          </w:tcPr>
           <w:p>
             <w:pPr>
               <w:pStyle w:val="Compact"/>
@@ -6006,18 +6002,10 @@
       </w:tr>
       <w:tr>
         <w:tc>
-          <w:tcPr>
-            <w:tcMar>
-              <w:top w:w="60" w:type="dxa"/>
-              <w:left w:w="120" w:type="dxa"/>
-              <w:bottom w:w="60" w:type="dxa"/>
-              <w:right w:w="120" w:type="dxa"/>
-            </w:tcMar>
-          </w:tcPr>
-          <w:p>
-            <w:pPr>
-              <w:pStyle w:val="Compact"/>
-              <w:wordWrap w:val="1"/>
+          <w:tcPr/>
+          <w:p>
+            <w:pPr>
+              <w:pStyle w:val="Compact"/>
             </w:pPr>
             <w:r>
               <w:t xml:space="preserve">개선 (10)</w:t>
@@ -6026,6 +6014,7 @@
         </w:tc>
         <w:tc>
           <w:tcPr>
+            <w:tcW w:w="6196" w:type="dxa"/>
             <w:tcMar>
               <w:top w:w="60" w:type="dxa"/>
               <w:left w:w="120" w:type="dxa"/>
@@ -6514,18 +6503,10 @@
           </w:p>
         </w:tc>
         <w:tc>
-          <w:tcPr>
-            <w:tcMar>
-              <w:top w:w="60" w:type="dxa"/>
-              <w:left w:w="120" w:type="dxa"/>
-              <w:bottom w:w="60" w:type="dxa"/>
-              <w:right w:w="120" w:type="dxa"/>
-            </w:tcMar>
-          </w:tcPr>
-          <w:p>
-            <w:pPr>
-              <w:pStyle w:val="Compact"/>
-              <w:wordWrap w:val="1"/>
+          <w:tcPr/>
+          <w:p>
+            <w:pPr>
+              <w:pStyle w:val="Compact"/>
             </w:pPr>
             <w:r>
               <w:t xml:space="preserve">품질팀 관리</w:t>
@@ -6689,7 +6670,6 @@
               <w:bottom w:w="60" w:type="dxa"/>
               <w:right w:w="120" w:type="dxa"/>
             </w:tcMar>
-            <w:shd w:val="clear" w:color="auto" w:fill="DEEAF1"/>
           </w:tcPr>
           <w:p>
             <w:pPr>
@@ -6709,7 +6689,6 @@
               <w:bottom w:w="60" w:type="dxa"/>
               <w:right w:w="120" w:type="dxa"/>
             </w:tcMar>
-            <w:shd w:val="clear" w:color="auto" w:fill="DEEAF1"/>
           </w:tcPr>
           <w:p>
             <w:pPr>
@@ -6729,7 +6708,6 @@
               <w:bottom w:w="60" w:type="dxa"/>
               <w:right w:w="120" w:type="dxa"/>
             </w:tcMar>
-            <w:shd w:val="clear" w:color="auto" w:fill="DEEAF1"/>
           </w:tcPr>
           <w:p>
             <w:pPr>
@@ -7595,8 +7573,8 @@
     <w:rPrDefault>
       <w:rPr>
         <w:rFonts w:asciiTheme="minorHAnsi" w:cstheme="minorBidi" w:eastAsiaTheme="minorEastAsia" w:hAnsiTheme="minorHAnsi"/>
-        <w:sz w:val="24"/>
-        <w:szCs w:val="24"/>
+        <w:sz w:val="20"/>
+        <w:szCs w:val="20"/>
         <w:lang w:bidi="ar-SA" w:eastAsia="zh-CN" w:val="en-US"/>
       </w:rPr>
     </w:rPrDefault>
@@ -7664,8 +7642,8 @@
     </w:pPr>
     <w:rPr>
       <w:rFonts w:asciiTheme="majorHAnsi" w:cstheme="majorBidi" w:eastAsiaTheme="majorEastAsia" w:hAnsiTheme="majorHAnsi"/>
-      <w:sz w:val="56"/>
-      <w:szCs w:val="56"/>
+      <w:sz w:val="44"/>
+      <w:szCs w:val="44"/>
     </w:rPr>
   </w:style>
   <w:style w:customStyle="1" w:styleId="TitleChar" w:type="character">
@@ -7676,8 +7654,8 @@
     <w:rsid w:val="00A10FD9"/>
     <w:rPr>
       <w:rFonts w:asciiTheme="majorHAnsi" w:cstheme="majorBidi" w:eastAsiaTheme="majorEastAsia" w:hAnsiTheme="majorHAnsi"/>
-      <w:sz w:val="56"/>
-      <w:szCs w:val="56"/>
+      <w:sz w:val="44"/>
+      <w:szCs w:val="44"/>
     </w:rPr>
   </w:style>
   <w:style w:styleId="Subtitle" w:type="paragraph">
@@ -7799,8 +7777,8 @@
     <w:rPr>
       <w:rFonts w:asciiTheme="majorHAnsi" w:cstheme="majorBidi" w:eastAsiaTheme="majorEastAsia" w:hAnsiTheme="majorHAnsi"/>
       <w:color w:themeColor="accent1" w:themeShade="BF" w:val="0F4761"/>
-      <w:sz w:val="40"/>
-      <w:szCs w:val="40"/>
+      <w:sz w:val="32"/>
+      <w:szCs w:val="32"/>
     </w:rPr>
   </w:style>
   <w:style w:styleId="Heading2" w:type="paragraph">
@@ -7990,8 +7968,8 @@
     <w:rPr>
       <w:rFonts w:asciiTheme="majorHAnsi" w:cstheme="majorBidi" w:eastAsiaTheme="majorEastAsia" w:hAnsiTheme="majorHAnsi"/>
       <w:color w:themeColor="accent1" w:themeShade="BF" w:val="0F4761"/>
-      <w:sz w:val="40"/>
-      <w:szCs w:val="40"/>
+      <w:sz w:val="32"/>
+      <w:szCs w:val="32"/>
     </w:rPr>
   </w:style>
   <w:style w:customStyle="1" w:styleId="Heading2Char" w:type="character">
